--- a/resume_fa.docx
+++ b/resume_fa.docx
@@ -198,7 +198,7 @@
                 <w:sz w:val="18"/>
                 <w:rtl/>
               </w:rPr>
-              <w:t>•  طراحی لجر (Ledger) به عنوان تنها منبع حقیقت (Single Source of Truth) — بازسازی دقیق مانده حساب کاربران از روی تراکنش‌های ثبت‌شده، بدون اتکا به ستون‌های کَش‌شده.</w:t>
+              <w:t>•  طراحی لجر (Ledger) به‌عنوان تنها منبع حقیقت؛ هر مانده از روی تراکنش‌های ثبت‌شده بازسازی می‌شود، نه از یک ستون کش‌شده.</w:t>
             </w:r>
           </w:p>
           <w:p>
@@ -217,7 +217,7 @@
                 <w:sz w:val="18"/>
                 <w:rtl/>
               </w:rPr>
-              <w:t>•  مدل‌سازی پول به عنوان Value Object (مبلغ + ارز + قوانین) به جای اعشار ساده، جهت بروز خطای صریح در مرزهای دامنه هنگام مواجهه با مقادیر منفی یا تراکنش‌های چندارزی.</w:t>
+              <w:t>•  پول به‌عنوان Value Object (مبلغ + ارز + قواعد) به‌جای اعشار خالی؛ جمع دو ارز یا مبلغ منفی در مرز دامنه خطا می‌دهد.</w:t>
             </w:r>
           </w:p>
           <w:p>
@@ -236,7 +236,7 @@
                 <w:sz w:val="18"/>
                 <w:rtl/>
               </w:rPr>
-              <w:t>•  پیاده‌سازی Idempotency در کال‌بک‌های درگاه پرداخت و تلاش‌های مجدد کاربران، جهت جلوگیری کامل از خلق پول تکراری در درخواست‌های همزمان.</w:t>
+              <w:t>•  پیاده‌سازی Idempotency در کال‌بک‌های درگاه پرداخت و تلاش‌های مجدد کاربران؛ کال‌بک تکراری درگاه و دابل‌کلیک، پول تکراری نمی‌سازد.</w:t>
             </w:r>
           </w:p>
           <w:p>
@@ -255,7 +255,7 @@
                 <w:sz w:val="18"/>
                 <w:rtl/>
               </w:rPr>
-              <w:t>•  مدیریت همزمانی (Concurrency Control) روی تغییرات مانده حساب و حذف Race Conditionها.</w:t>
+              <w:t>•  کنترل همزمانی (Concurrency Control) روی تغییر مانده حساب، که بعد از دوبرابر شدن موجودی در اثر یک Race Condition در استیجینگ اضافه شد.</w:t>
             </w:r>
           </w:p>
           <w:p>
@@ -331,7 +331,7 @@
                 <w:sz w:val="18"/>
                 <w:rtl/>
               </w:rPr>
-              <w:t>•  پشتیبانی از دو نوع کیف پول (اعتباری و نقدی) با قوانین کسب‌وکار مستقل؛ واریز از درگاه، اعتبار هدیه (Referral)، برداشت و انتقال کاربر به کاربر (P2P).</w:t>
+              <w:t>•  دو نوع کیف‌پول (اعتباری و نقدی)؛ واریز از درگاه، اعتبار معرفی (Referral)، برداشت و انتقال کاربر به کاربر (P2P).</w:t>
             </w:r>
           </w:p>
           <w:p>
@@ -350,7 +350,7 @@
                 <w:sz w:val="18"/>
                 <w:rtl/>
               </w:rPr>
-              <w:t>•  پیاده‌سازی سرویس یکپارچه اتصال به درگاه پرداخت به عنوان یک میکروخدمت مجزا با مسیرهای شکست شفاف.</w:t>
+              <w:t>•  اتصال به درگاه پرداخت به‌صورت سرویس مجزا با مسیرهای شکست صریح.</w:t>
             </w:r>
           </w:p>
           <w:p>
@@ -388,8 +388,7 @@
                 <w:sz w:val="18"/>
                 <w:rtl/>
               </w:rPr>
-              <w:lastRenderedPageBreak/>
-              <w:t>•  آنبوردینگ تیم ۶ نفره جدید برای تحویل سیستم از طریق مستندسانی کامل قوانین کسب‌وکار، استقرار و عیب‌یابی.</w:t>
+              <w:t>•  آنبوردینگ تیم ۶ نفره‌ای که سیستم را تحویل گرفت، با مستندسازی قواعد کسب‌وکار، استقرار و عیب‌یابی.</w:t>
             </w:r>
           </w:p>
           <w:p>
@@ -427,6 +426,7 @@
                 <w:sz w:val="18"/>
                 <w:rtl/>
               </w:rPr>
+              <w:lastRenderedPageBreak/>
               <w:t>•  پلتفرم درمانت (ASP.NET MVC / ADO.NET): توسعه فیچرهای جدید، متریژ‌های اختصاصی و داشبوردهای Grafana.</w:t>
             </w:r>
           </w:p>
@@ -541,6 +541,25 @@
                 <w:sz w:val="18"/>
                 <w:rtl/>
               </w:rPr>
+              <w:t>•  بازنویسی با کمک هوش مصنوعی روی .NET 8 و مهاجرت به .NET 10؛ عملیات روزمره با Claude.</w:t>
+            </w:r>
+          </w:p>
+          <w:p>
+            <w:pPr>
+              <w:spacing w:after="40"/>
+              <w:ind w:left="200"/>
+              <w:jc w:val="right"/>
+              <w:rPr>
+                <w:rFonts w:ascii="B Yekan+" w:hAnsi="B Yekan+" w:cs="B Yekan+"/>
+              </w:rPr>
+            </w:pPr>
+            <w:r>
+              <w:rPr>
+                <w:rFonts w:ascii="B Yekan+" w:hAnsi="B Yekan+" w:cs="B Yekan+"/>
+                <w:color w:val="2D3748"/>
+                <w:sz w:val="18"/>
+                <w:rtl/>
+              </w:rPr>
               <w:t>•  نه سال نگهداری این سیستم نکات فراوانی درباره سیستم‌های با طول عمر بالا به من آموخت.</w:t>
             </w:r>
           </w:p>
@@ -713,6 +732,104 @@
                 <w:rtl/>
               </w:rPr>
               <w:t>•  ارائه کامل تمام لایه‌ها: API، لایه داده، رابط کاربری (Kendo UI) و گزارش‌گیری (Stimulsoft).</w:t>
+            </w:r>
+          </w:p>
+          <w:p>
+            <w:pPr>
+              <w:pBdr>
+                <w:bottom w:val="single" w:sz="6" w:space="2" w:color="1A365D"/>
+              </w:pBdr>
+              <w:spacing w:before="240" w:after="80"/>
+              <w:jc w:val="right"/>
+              <w:rPr>
+                <w:rFonts w:ascii="B Yekan+" w:hAnsi="B Yekan+" w:cs="B Yekan+"/>
+              </w:rPr>
+            </w:pPr>
+            <w:r>
+              <w:rPr>
+                <w:rFonts w:ascii="B Yekan+" w:hAnsi="B Yekan+" w:cs="B Yekan+"/>
+                <w:b/>
+                <w:color w:val="1A365D"/>
+                <w:sz w:val="24"/>
+                <w:rtl/>
+              </w:rPr>
+              <w:t>پروژه‌های منتخب (کدنویسی عاملی)</w:t>
+            </w:r>
+          </w:p>
+          <w:p>
+            <w:pPr>
+              <w:spacing w:before="160" w:after="40"/>
+              <w:jc w:val="right"/>
+              <w:rPr>
+                <w:rFonts w:ascii="B Yekan+" w:hAnsi="B Yekan+" w:cs="B Yekan+"/>
+              </w:rPr>
+            </w:pPr>
+            <w:r>
+              <w:rPr>
+                <w:rFonts w:ascii="B Yekan+" w:hAnsi="B Yekan+" w:cs="B Yekan+"/>
+                <w:b/>
+                <w:color w:val="1A365D"/>
+                <w:sz w:val="21"/>
+                <w:rtl/>
+              </w:rPr>
+              <w:t>ماهشهر ادونچر: سایت فروشگاه دوچرخه (پروژهٔ مشتری)</w:t>
+            </w:r>
+          </w:p>
+          <w:p>
+            <w:pPr>
+              <w:spacing w:after="40"/>
+              <w:ind w:left="200"/>
+              <w:jc w:val="right"/>
+              <w:rPr>
+                <w:rFonts w:ascii="B Yekan+" w:hAnsi="B Yekan+" w:cs="B Yekan+"/>
+              </w:rPr>
+            </w:pPr>
+            <w:r>
+              <w:rPr>
+                <w:rFonts w:ascii="B Yekan+" w:hAnsi="B Yekan+" w:cs="B Yekan+"/>
+                <w:color w:val="2D3748"/>
+                <w:sz w:val="18"/>
+                <w:rtl/>
+              </w:rPr>
+              <w:t>•  فروشگاه، ثبت‌نام سفر و کمپینگ و درخواست تعمیر با کد پیگیری؛ ۱۰۰٪ با وایب کدینگ (Claude Code و Cursor) روی .NET 10.</w:t>
+            </w:r>
+          </w:p>
+          <w:p>
+            <w:pPr>
+              <w:spacing w:before="160" w:after="40"/>
+              <w:jc w:val="right"/>
+              <w:rPr>
+                <w:rFonts w:ascii="B Yekan+" w:hAnsi="B Yekan+" w:cs="B Yekan+"/>
+              </w:rPr>
+            </w:pPr>
+            <w:r>
+              <w:rPr>
+                <w:rFonts w:ascii="B Yekan+" w:hAnsi="B Yekan+" w:cs="B Yekan+"/>
+                <w:b/>
+                <w:color w:val="1A365D"/>
+                <w:sz w:val="21"/>
+                <w:rtl/>
+              </w:rPr>
+              <w:t>LifeBudget: اپ بودجه‌بندی وب و اندروید (پروژهٔ شخصی)</w:t>
+            </w:r>
+          </w:p>
+          <w:p>
+            <w:pPr>
+              <w:spacing w:after="40"/>
+              <w:ind w:left="200"/>
+              <w:jc w:val="right"/>
+              <w:rPr>
+                <w:rFonts w:ascii="B Yekan+" w:hAnsi="B Yekan+" w:cs="B Yekan+"/>
+              </w:rPr>
+            </w:pPr>
+            <w:r>
+              <w:rPr>
+                <w:rFonts w:ascii="B Yekan+" w:hAnsi="B Yekan+" w:cs="B Yekan+"/>
+                <w:color w:val="2D3748"/>
+                <w:sz w:val="18"/>
+                <w:rtl/>
+              </w:rPr>
+              <w:t>•  ثبت خودکار هزینه از پیامک بانک و مدیریت اعتبار اقساطی؛ بدون وابستگی خارجی. ASP.NET Core و Kotlin.</w:t>
             </w:r>
           </w:p>
         </w:tc>
@@ -994,7 +1111,7 @@
                 <w:sz w:val="17"/>
                 <w:rtl/>
               </w:rPr>
-              <w:t>C#, .NET 8, ASP.NET Core, ASP.NET MVC, Blazor, React</w:t>
+              <w:t>C#, .NET 10, ASP.NET Core, ASP.NET MVC, Blazor, React</w:t>
             </w:r>
           </w:p>
           <w:p>
@@ -1106,6 +1223,43 @@
                 <w:rtl/>
               </w:rPr>
               <w:t>RabbitMQ, Docker, Serilog + ELK, Grafana, Git, Azure DevOps / TFS, IIS</w:t>
+            </w:r>
+          </w:p>
+          <w:p>
+            <w:pPr>
+              <w:spacing w:before="80" w:after="40"/>
+              <w:jc w:val="right"/>
+              <w:rPr>
+                <w:rFonts w:ascii="B Yekan+" w:hAnsi="B Yekan+" w:cs="B Yekan+"/>
+              </w:rPr>
+            </w:pPr>
+            <w:r>
+              <w:rPr>
+                <w:rFonts w:ascii="B Yekan+" w:hAnsi="B Yekan+" w:cs="B Yekan+"/>
+                <w:b/>
+                <w:color w:val="1A365D"/>
+                <w:sz w:val="18"/>
+                <w:rtl/>
+              </w:rPr>
+              <w:t>توسعه با هوش مصنوعی:</w:t>
+            </w:r>
+          </w:p>
+          <w:p>
+            <w:pPr>
+              <w:spacing w:after="80"/>
+              <w:jc w:val="right"/>
+              <w:rPr>
+                <w:rFonts w:ascii="B Yekan+" w:hAnsi="B Yekan+" w:cs="B Yekan+"/>
+              </w:rPr>
+            </w:pPr>
+            <w:r>
+              <w:rPr>
+                <w:rFonts w:ascii="B Yekan+" w:hAnsi="B Yekan+" w:cs="B Yekan+"/>
+                <w:color w:val="2D3748"/>
+                <w:sz w:val="17"/>
+                <w:rtl/>
+              </w:rPr>
+              <w:t>Claude Code, Cursor, GitHub Copilot</w:t>
             </w:r>
           </w:p>
           <w:p>
@@ -1202,6 +1356,7 @@
                 <w:sz w:val="17"/>
                 <w:rtl/>
               </w:rPr>
+              <w:lastRenderedPageBreak/>
               <w:t>دانشگاه آزاد اسلامی واحد ماهشهر</w:t>
             </w:r>
             <w:r>
@@ -1250,7 +1405,6 @@
                 <w:sz w:val="24"/>
                 <w:rtl/>
               </w:rPr>
-              <w:lastRenderedPageBreak/>
               <w:t>زبان‌ها</w:t>
             </w:r>
           </w:p>
@@ -1497,6 +1651,7 @@
       <w:pPr>
         <w:rPr>
           <w:rFonts w:ascii="B Yekan+" w:hAnsi="B Yekan+" w:cs="B Yekan+"/>
+          <w:sz w:val="2"/>
         </w:rPr>
       </w:pPr>
     </w:p>

--- a/resume_fa.docx
+++ b/resume_fa.docx
@@ -60,7 +60,7 @@
                 <w:color w:val="718096"/>
                 <w:rtl/>
               </w:rPr>
-              <w:t>توسعه‌دهنده ارشد بک‌اند .NET  |  کیف پول، لجر و سیستم‌های اصلی بیمه</w:t>
+              <w:t>مهندس بک‌اند  |  C# · .NET 10 · DDD · CQRS · TDD  |  کدنویسی عاملی و با کمک هوش مصنوعی</w:t>
             </w:r>
           </w:p>
           <w:p>
@@ -100,7 +100,7 @@
                 <w:sz w:val="19"/>
                 <w:rtl/>
               </w:rPr>
-              <w:t>من در سیستم‌هایی کار می‌کنم که اشتباه در آن‌ها گران تمام می‌شود. هفت سال فعالیت در حوزه کیف‌پول‌ها، لجرها و پلتفرم‌های بیمه؛ جایی که خطای گرد کردن اعشار، کسر از سرمایه واقعی افراد است. به عنوان تنها توسعه‌دهنده، پروژه کیف پول دیجیتال را از یک کدبیس نیمه‌کاره به محیط پروداکشن رساندم به طوری که در طول حدود ۲ سال بیش از ۲۰۰ میلیارد تومان تراکنش را پردازش کرد. من از معماری Clean Architecture، DDD و CQRS استفاده می‌کنم زیرا در عمل هزینه تغییرات نرم‌افزار را پایین نگه می‌دارند.</w:t>
+              <w:t>مهندس بک‌اند هستم و از ۱۳۹۶ با دات‌نت کار می‌کنم. دوست دارم مالک کامل یک سیستم باشم: معماری، داده، یکپارچه‌سازی، استقرار و پایش. به‌عنوان تنها توسعه‌دهنده، یک سیستم تراکنشی پرحجم را از کدبیس نیمه‌کاره به محیط تولید رساندم که در حدود دو سال بیش از ۲۰۰ میلیارد تومان تراکنش پردازش کرد. با Clean Architecture، DDD و CQRS کار می‌کنم و با کدنویسی عاملی (Claude Code) سریع‌تر می‌سازم، در حالی که معماری، بازبینی و محیط تولید را خودم در دست دارم.</w:t>
             </w:r>
           </w:p>
           <w:p>
@@ -179,7 +179,7 @@
                 <w:sz w:val="18"/>
                 <w:rtl/>
               </w:rPr>
-              <w:t>•  مالکیت کامل و توسعه فردی کیف پول دیجیتال شرکت — پردازش بیش از ۲۰۰ میلیارد تومان تراکنش در طی حدود ۲ سال.</w:t>
+              <w:t>•  توسعهٔ فردی یک سیستم تراکنشی پرحجم؛ پردازش بیش از ۲۰۰ میلیارد تومان تراکنش در حدود ۲ سال.</w:t>
             </w:r>
           </w:p>
           <w:p>
@@ -198,7 +198,7 @@
                 <w:sz w:val="18"/>
                 <w:rtl/>
               </w:rPr>
-              <w:t>•  طراحی لجر (Ledger) به‌عنوان تنها منبع حقیقت؛ هر مانده از روی تراکنش‌های ثبت‌شده بازسازی می‌شود، نه از یک ستون کش‌شده.</w:t>
+              <w:t>•  لاگ تراکنش‌ها (append-only) به‌عنوان تنها منبع حقیقت؛ هر مقدار مشتق‌شده از روی تراکنش‌های ثبت‌شده بازسازی می‌شود، نه از یک ستون کش‌شده.</w:t>
             </w:r>
           </w:p>
           <w:p>
@@ -217,7 +217,7 @@
                 <w:sz w:val="18"/>
                 <w:rtl/>
               </w:rPr>
-              <w:t>•  پول به‌عنوان Value Object (مبلغ + ارز + قواعد) به‌جای اعشار خالی؛ جمع دو ارز یا مبلغ منفی در مرز دامنه خطا می‌دهد.</w:t>
+              <w:t>•  Value Object به‌جای نوع‌های خام؛ عملیات نامعتبر در مرز دامنه با خطای صریح متوقف می‌شود.</w:t>
             </w:r>
           </w:p>
           <w:p>
@@ -236,7 +236,7 @@
                 <w:sz w:val="18"/>
                 <w:rtl/>
               </w:rPr>
-              <w:t>•  پیاده‌سازی Idempotency در کال‌بک‌های درگاه پرداخت و تلاش‌های مجدد کاربران؛ کال‌بک تکراری درگاه و دابل‌کلیک، پول تکراری نمی‌سازد.</w:t>
+              <w:t>•  Idempotency در کال‌بک سرویس‌های بیرونی و تلاش‌های مجدد کاربران؛ درخواست تکراری اثر جانبی ندارد.</w:t>
             </w:r>
           </w:p>
           <w:p>
@@ -255,7 +255,7 @@
                 <w:sz w:val="18"/>
                 <w:rtl/>
               </w:rPr>
-              <w:t>•  کنترل همزمانی (Concurrency Control) روی تغییر مانده حساب، که بعد از دوبرابر شدن موجودی در اثر یک Race Condition در استیجینگ اضافه شد.</w:t>
+              <w:t>•  کنترل همزمانی (Concurrency Control) روی رکوردهای پرتغییر، که بعد از پیدا شدن یک Race Condition در استیجینگ اضافه شد.</w:t>
             </w:r>
           </w:p>
           <w:p>
@@ -274,7 +274,7 @@
                 <w:sz w:val="18"/>
                 <w:rtl/>
               </w:rPr>
-              <w:t>•  طراحی سیستم مغایرت‌گیری خودکار شبانه پس از کشف ریشه یک مغایرت دستی که سه روز زمان برد.</w:t>
+              <w:t>•  بررسی خودکار شبانهٔ سازگاری داده‌ها، پس از یک بررسی دستی که سه روز زمان برد.</w:t>
             </w:r>
           </w:p>
           <w:p>
@@ -293,7 +293,7 @@
                 <w:sz w:val="18"/>
                 <w:rtl/>
               </w:rPr>
-              <w:t>•  پیاده‌سازی ثبت لاگ ساختاریافته با Serilog + ELK و طراحی داشبورد پایش تراکنش‌ها برای تیم عملیات.</w:t>
+              <w:t>•  لاگ ساختاریافته با Serilog + ELK و داشبورد پایش برای تیم عملیات.</w:t>
             </w:r>
           </w:p>
           <w:p>
@@ -312,7 +312,7 @@
                 <w:sz w:val="18"/>
                 <w:rtl/>
               </w:rPr>
-              <w:t>•  تشخیص الگو محور رفتارهای غیرعادی و تراکنش‌های ناگهانی.</w:t>
+              <w:t>•  تشخیص الگومحور ترافیک غیرعادی و ناگهانی.</w:t>
             </w:r>
           </w:p>
           <w:p>
@@ -331,7 +331,7 @@
                 <w:sz w:val="18"/>
                 <w:rtl/>
               </w:rPr>
-              <w:t>•  دو نوع کیف‌پول (اعتباری و نقدی)؛ واریز از درگاه، اعتبار معرفی (Referral)، برداشت و انتقال کاربر به کاربر (P2P).</w:t>
+              <w:t>•  یکپارچه‌سازی با سرویس‌های بیرونی به‌صورت سرویس مجزا با مسیرهای شکست صریح.</w:t>
             </w:r>
           </w:p>
           <w:p>
@@ -350,26 +350,7 @@
                 <w:sz w:val="18"/>
                 <w:rtl/>
               </w:rPr>
-              <w:t>•  اتصال به درگاه پرداخت به‌صورت سرویس مجزا با مسیرهای شکست صریح.</w:t>
-            </w:r>
-          </w:p>
-          <w:p>
-            <w:pPr>
-              <w:spacing w:after="40"/>
-              <w:ind w:left="200"/>
-              <w:jc w:val="right"/>
-              <w:rPr>
-                <w:rFonts w:ascii="B Yekan+" w:hAnsi="B Yekan+" w:cs="B Yekan+"/>
-              </w:rPr>
-            </w:pPr>
-            <w:r>
-              <w:rPr>
-                <w:rFonts w:ascii="B Yekan+" w:hAnsi="B Yekan+" w:cs="B Yekan+"/>
-                <w:color w:val="2D3748"/>
-                <w:sz w:val="18"/>
-                <w:rtl/>
-              </w:rPr>
-              <w:t>•  پاسخگویی به رشد ۱۰ برابری حجم تراکنش‌ها از طریق بهینه‌سازی کوئری‌ها، کَشینگ Redis و Background Jobها.</w:t>
+              <w:t>•  پاسخ به رشد ۱۰ برابری حجم از طریق بهینه‌سازی کوئری‌ها، کش Redis و Background Jobها.</w:t>
             </w:r>
           </w:p>
           <w:p>
@@ -407,7 +388,7 @@
                 <w:sz w:val="18"/>
                 <w:rtl/>
               </w:rPr>
-              <w:t>•  یونیت لینک طلا: معماری مبتنی بر رویداد (Event-Driven Microservices) با .NET 6 و DDD.</w:t>
+              <w:t>•  میکروسرویس‌های رویدادمحور (Event-Driven Microservices) با .NET 6 و DDD.</w:t>
             </w:r>
           </w:p>
           <w:p>
@@ -426,8 +407,7 @@
                 <w:sz w:val="18"/>
                 <w:rtl/>
               </w:rPr>
-              <w:lastRenderedPageBreak/>
-              <w:t>•  پلتفرم درمانت (ASP.NET MVC / ADO.NET): توسعه فیچرهای جدید، متریژ‌های اختصاصی و داشبوردهای Grafana.</w:t>
+              <w:t>•  یک سیستم قدیمی ASP.NET MVC / ADO.NET: توسعهٔ فیچرهای جدید، متریک‌های اختصاصی و داشبوردهای Grafana.</w:t>
             </w:r>
           </w:p>
           <w:p>
@@ -617,7 +597,7 @@
                 <w:sz w:val="18"/>
                 <w:rtl/>
               </w:rPr>
-              <w:t>•  توسعه و عیب‌یابی ماژول‌های اصلی بانکی با معماری لایه‌ای DDD و جداسازی قوانین کسب‌وکار از لایه‌های کنترلر و زیرساخت.</w:t>
+              <w:t>•  توسعه و عیب‌یابی ماژول‌های اصلی کسب‌وکار با معماری لایه‌ای DDD و جداسازی قوانین کسب‌وکار از لایه‌های کنترلر و زیرساخت.</w:t>
             </w:r>
           </w:p>
           <w:p>
@@ -655,7 +635,7 @@
                 <w:sz w:val="18"/>
                 <w:rtl/>
               </w:rPr>
-              <w:t>•  یکپارچه‌سازی سرویس‌های بانکی خارجی با Flurl همراه با مکانیزم‌های Retry و پیاده‌سازی Failure Handling.</w:t>
+              <w:t>•  یکپارچه‌سازی سرویس‌های خارجی با Flurl همراه با مکانیزم‌های Retry و Failure Handling.</w:t>
             </w:r>
           </w:p>
           <w:p>
@@ -753,45 +733,7 @@
                 <w:sz w:val="24"/>
                 <w:rtl/>
               </w:rPr>
-              <w:t>پروژه‌های منتخب (کدنویسی عاملی)</w:t>
-            </w:r>
-          </w:p>
-          <w:p>
-            <w:pPr>
-              <w:spacing w:before="160" w:after="40"/>
-              <w:jc w:val="right"/>
-              <w:rPr>
-                <w:rFonts w:ascii="B Yekan+" w:hAnsi="B Yekan+" w:cs="B Yekan+"/>
-              </w:rPr>
-            </w:pPr>
-            <w:r>
-              <w:rPr>
-                <w:rFonts w:ascii="B Yekan+" w:hAnsi="B Yekan+" w:cs="B Yekan+"/>
-                <w:b/>
-                <w:color w:val="1A365D"/>
-                <w:sz w:val="21"/>
-                <w:rtl/>
-              </w:rPr>
-              <w:t>ماهشهر ادونچر: سایت فروشگاه دوچرخه (پروژهٔ مشتری)</w:t>
-            </w:r>
-          </w:p>
-          <w:p>
-            <w:pPr>
-              <w:spacing w:after="40"/>
-              <w:ind w:left="200"/>
-              <w:jc w:val="right"/>
-              <w:rPr>
-                <w:rFonts w:ascii="B Yekan+" w:hAnsi="B Yekan+" w:cs="B Yekan+"/>
-              </w:rPr>
-            </w:pPr>
-            <w:r>
-              <w:rPr>
-                <w:rFonts w:ascii="B Yekan+" w:hAnsi="B Yekan+" w:cs="B Yekan+"/>
-                <w:color w:val="2D3748"/>
-                <w:sz w:val="18"/>
-                <w:rtl/>
-              </w:rPr>
-              <w:t>•  فروشگاه، ثبت‌نام سفر و کمپینگ و درخواست تعمیر با کد پیگیری؛ ۱۰۰٪ با وایب کدینگ (Claude Code و Cursor) روی .NET 10.</w:t>
+              <w:t>پروژهٔ منتخب (کدنویسی عاملی)</w:t>
             </w:r>
           </w:p>
           <w:p>
@@ -1278,7 +1220,7 @@
                 <w:sz w:val="18"/>
                 <w:rtl/>
               </w:rPr>
-              <w:t>دامنه تخصصی:</w:t>
+              <w:t>روش‌ها و تجربه‌ها:</w:t>
             </w:r>
           </w:p>
           <w:p>
@@ -1296,7 +1238,7 @@
                 <w:sz w:val="17"/>
                 <w:rtl/>
               </w:rPr>
-              <w:t>طراحی لجر، مغایرت‌گیری، Idempotency، درگاه پرداخت، سیستم‌های بیمه‌ای</w:t>
+              <w:t>Idempotency، کنترل همزمانی، بررسی سازگاری داده، Observability، یکپارچه‌سازی سرویس‌ها</w:t>
             </w:r>
           </w:p>
           <w:p>

--- a/resume_fa.docx
+++ b/resume_fa.docx
@@ -179,7 +179,7 @@
                 <w:sz w:val="18"/>
                 <w:rtl/>
               </w:rPr>
-              <w:t>•  توسعهٔ فردی یک سیستم تراکنشی پرحجم؛ پردازش بیش از ۲۰۰ میلیارد تومان تراکنش در حدود ۲ سال.</w:t>
+              <w:t>•  مالکیت کامل و توسعهٔ فردی کیف‌پول دیجیتال شرکت؛ پردازش بیش از ۲۰۰ میلیارد تومان تراکنش در حدود ۲ سال.</w:t>
             </w:r>
           </w:p>
           <w:p>
@@ -198,7 +198,7 @@
                 <w:sz w:val="18"/>
                 <w:rtl/>
               </w:rPr>
-              <w:t>•  لاگ تراکنش‌ها (append-only) به‌عنوان تنها منبع حقیقت؛ هر مقدار مشتق‌شده از روی تراکنش‌های ثبت‌شده بازسازی می‌شود، نه از یک ستون کش‌شده.</w:t>
+              <w:t>•  طراحی لجر (Ledger) به‌عنوان تنها منبع حقیقت؛ هر مانده از روی تراکنش‌های ثبت‌شده بازسازی می‌شود، نه از یک ستون کش‌شده.</w:t>
             </w:r>
           </w:p>
           <w:p>
@@ -217,7 +217,7 @@
                 <w:sz w:val="18"/>
                 <w:rtl/>
               </w:rPr>
-              <w:t>•  Value Object به‌جای نوع‌های خام؛ عملیات نامعتبر در مرز دامنه با خطای صریح متوقف می‌شود.</w:t>
+              <w:t>•  پول به‌عنوان Value Object (مبلغ + ارز + قواعد) به‌جای اعشار خالی؛ جمع دو ارز یا مبلغ منفی در مرز دامنه خطا می‌دهد.</w:t>
             </w:r>
           </w:p>
           <w:p>
@@ -236,7 +236,7 @@
                 <w:sz w:val="18"/>
                 <w:rtl/>
               </w:rPr>
-              <w:t>•  Idempotency در کال‌بک سرویس‌های بیرونی و تلاش‌های مجدد کاربران؛ درخواست تکراری اثر جانبی ندارد.</w:t>
+              <w:t>•  Idempotency در کال‌بک‌های درگاه پرداخت و تلاش‌های مجدد کاربران؛ کال‌بک تکراری و دابل‌کلیک پول تکراری نمی‌سازد.</w:t>
             </w:r>
           </w:p>
           <w:p>
@@ -255,7 +255,7 @@
                 <w:sz w:val="18"/>
                 <w:rtl/>
               </w:rPr>
-              <w:t>•  کنترل همزمانی (Concurrency Control) روی رکوردهای پرتغییر، که بعد از پیدا شدن یک Race Condition در استیجینگ اضافه شد.</w:t>
+              <w:t>•  کنترل همزمانی (Concurrency Control) روی تغییر مانده حساب، که بعد از دوبرابر شدن موجودی در اثر یک Race Condition در استیجینگ اضافه شد.</w:t>
             </w:r>
           </w:p>
           <w:p>
@@ -274,7 +274,7 @@
                 <w:sz w:val="18"/>
                 <w:rtl/>
               </w:rPr>
-              <w:t>•  بررسی خودکار شبانهٔ سازگاری داده‌ها، پس از یک بررسی دستی که سه روز زمان برد.</w:t>
+              <w:t>•  مغایرت‌گیری خودکار شبانه، پس از یک بررسی دستی مغایرت که سه روز زمان برد.</w:t>
             </w:r>
           </w:p>
           <w:p>
@@ -312,7 +312,7 @@
                 <w:sz w:val="18"/>
                 <w:rtl/>
               </w:rPr>
-              <w:t>•  تشخیص الگومحور ترافیک غیرعادی و ناگهانی.</w:t>
+              <w:t>•  تشخیص الگومحور تراکنش‌های غیرعادی و ناگهانی.</w:t>
             </w:r>
           </w:p>
           <w:p>
@@ -331,7 +331,7 @@
                 <w:sz w:val="18"/>
                 <w:rtl/>
               </w:rPr>
-              <w:t>•  یکپارچه‌سازی با سرویس‌های بیرونی به‌صورت سرویس مجزا با مسیرهای شکست صریح.</w:t>
+              <w:t>•  دو نوع کیف‌پول (اعتباری و نقدی)؛ اتصال به درگاه پرداخت به‌صورت سرویس مجزا با مسیرهای شکست صریح.</w:t>
             </w:r>
           </w:p>
           <w:p>
@@ -350,7 +350,7 @@
                 <w:sz w:val="18"/>
                 <w:rtl/>
               </w:rPr>
-              <w:t>•  پاسخ به رشد ۱۰ برابری حجم از طریق بهینه‌سازی کوئری‌ها، کش Redis و Background Jobها.</w:t>
+              <w:t>•  پاسخ به رشد ۱۰ برابری حجم تراکنش‌ها از طریق بهینه‌سازی کوئری‌ها، کش Redis و Background Jobها.</w:t>
             </w:r>
           </w:p>
           <w:p>
@@ -597,7 +597,7 @@
                 <w:sz w:val="18"/>
                 <w:rtl/>
               </w:rPr>
-              <w:t>•  توسعه و عیب‌یابی ماژول‌های اصلی کسب‌وکار با معماری لایه‌ای DDD و جداسازی قوانین کسب‌وکار از لایه‌های کنترلر و زیرساخت.</w:t>
+              <w:t>•  توسعه و عیب‌یابی ماژول‌های اصلی بانکی با معماری لایه‌ای DDD و جداسازی قوانین کسب‌وکار از لایه‌های کنترلر و زیرساخت.</w:t>
             </w:r>
           </w:p>
           <w:p>
@@ -635,7 +635,7 @@
                 <w:sz w:val="18"/>
                 <w:rtl/>
               </w:rPr>
-              <w:t>•  یکپارچه‌سازی سرویس‌های خارجی با Flurl همراه با مکانیزم‌های Retry و Failure Handling.</w:t>
+              <w:t>•  یکپارچه‌سازی سرویس‌های بانکی خارجی با Flurl همراه با مکانیزم‌های Retry و Failure Handling.</w:t>
             </w:r>
           </w:p>
           <w:p>
@@ -1298,8 +1298,7 @@
                 <w:sz w:val="17"/>
                 <w:rtl/>
               </w:rPr>
-              <w:lastRenderedPageBreak/>
-              <w:t>دانشگاه آزاد اسلامی واحد ماهشهر</w:t>
+              <w:t>دانشگاه آزاد اسلامی</w:t>
             </w:r>
             <w:r>
               <w:rPr>

--- a/resume_fa.docx
+++ b/resume_fa.docx
@@ -60,7 +60,7 @@
                 <w:color w:val="718096"/>
                 <w:rtl/>
               </w:rPr>
-              <w:t>مهندس بک‌اند  |  C# · .NET 10 · DDD · CQRS · TDD  |  کدنویسی عاملی و با کمک هوش مصنوعی</w:t>
+              <w:t>توسعه‌دهنده بک‌اند  |  C# · .NET 10 · DDD · CQRS · TDD  |  کدنویسی عاملی و با کمک هوش مصنوعی</w:t>
             </w:r>
           </w:p>
           <w:p>
@@ -100,7 +100,7 @@
                 <w:sz w:val="19"/>
                 <w:rtl/>
               </w:rPr>
-              <w:t>مهندس بک‌اند هستم و از ۱۳۹۶ با دات‌نت کار می‌کنم. دوست دارم مالک کامل یک سیستم باشم: معماری، داده، یکپارچه‌سازی، استقرار و پایش. به‌عنوان تنها توسعه‌دهنده، یک سیستم تراکنشی پرحجم را از کدبیس نیمه‌کاره به محیط تولید رساندم که در حدود دو سال بیش از ۲۰۰ میلیارد تومان تراکنش پردازش کرد. با Clean Architecture، DDD و CQRS کار می‌کنم و با کدنویسی عاملی (Claude Code) سریع‌تر می‌سازم، در حالی که معماری، بازبینی و محیط تولید را خودم در دست دارم.</w:t>
+              <w:t>توسعه‌دهنده بک‌اند هستم و از ۱۳۹۶ با دات‌نت کار می‌کنم. دوست دارم مالک کامل یک سیستم باشم: معماری، داده، یکپارچه‌سازی، استقرار و پایش. به‌عنوان تنها توسعه‌دهنده، یک سیستم تراکنشی پرحجم را از کدبیس نیمه‌کاره به محیط تولید رساندم که در حدود دو سال بیش از ۲۰۰ میلیارد تومان تراکنش پردازش کرد. با Clean Architecture، DDD و CQRS کار می‌کنم و با کدنویسی عاملی (Claude Code) سریع‌تر می‌سازم، در حالی که معماری، بازبینی و محیط تولید را خودم در دست دارم.</w:t>
             </w:r>
           </w:p>
           <w:p>
@@ -733,7 +733,7 @@
                 <w:sz w:val="24"/>
                 <w:rtl/>
               </w:rPr>
-              <w:t>پروژهٔ منتخب (کدنویسی عاملی)</w:t>
+              <w:t>پروژه‌های منتخب (کدنویسی عاملی)</w:t>
             </w:r>
           </w:p>
           <w:p>
@@ -752,7 +752,7 @@
                 <w:sz w:val="21"/>
                 <w:rtl/>
               </w:rPr>
-              <w:t>LifeBudget: اپ بودجه‌بندی وب و اندروید (پروژهٔ شخصی)</w:t>
+              <w:t>LifeBudget (۱۴۰۵): اپ بودجه‌بندی وب و اندروید (پروژهٔ شخصی)</w:t>
             </w:r>
           </w:p>
           <w:p>
@@ -772,6 +772,44 @@
                 <w:rtl/>
               </w:rPr>
               <w:t>•  ثبت خودکار هزینه از پیامک بانک و مدیریت اعتبار اقساطی؛ بدون وابستگی خارجی. ASP.NET Core و Kotlin.</w:t>
+            </w:r>
+          </w:p>
+          <w:p>
+            <w:pPr>
+              <w:spacing w:before="160" w:after="40"/>
+              <w:jc w:val="right"/>
+              <w:rPr>
+                <w:rFonts w:ascii="B Yekan+" w:hAnsi="B Yekan+" w:cs="B Yekan+"/>
+              </w:rPr>
+            </w:pPr>
+            <w:r>
+              <w:rPr>
+                <w:rFonts w:ascii="B Yekan+" w:hAnsi="B Yekan+" w:cs="B Yekan+"/>
+                <w:b/>
+                <w:color w:val="1A365D"/>
+                <w:sz w:val="21"/>
+                <w:rtl/>
+              </w:rPr>
+              <w:t>MarketPulse (۱۴۰۵): پایش قیمت دلار و طلا (ابزار شخصی)</w:t>
+            </w:r>
+          </w:p>
+          <w:p>
+            <w:pPr>
+              <w:spacing w:after="40"/>
+              <w:ind w:left="200"/>
+              <w:jc w:val="right"/>
+              <w:rPr>
+                <w:rFonts w:ascii="B Yekan+" w:hAnsi="B Yekan+" w:cs="B Yekan+"/>
+              </w:rPr>
+            </w:pPr>
+            <w:r>
+              <w:rPr>
+                <w:rFonts w:ascii="B Yekan+" w:hAnsi="B Yekan+" w:cs="B Yekan+"/>
+                <w:color w:val="2D3748"/>
+                <w:sz w:val="18"/>
+                <w:rtl/>
+              </w:rPr>
+              <w:t>•  هر ۵ دقیقه حباب طلا و سکه و ارزان‌ترین راه حفظ ارزش دلاری را حساب می‌کند؛ هشدار تلگرامی از طریق یک Cloudflare Worker محدودشده. .NET 10 و SQL Server.</w:t>
             </w:r>
           </w:p>
         </w:tc>
